--- a/모범답안_x1-s4-agent-react.docx
+++ b/모범답안_x1-s4-agent-react.docx
@@ -4,7 +4,7 @@
   <w:body>
     <w:p>
       <w:pPr>
-        <w:spacing w:before="0" w:after="80"/>
+        <w:spacing w:after="80"/>
         <w:jc w:val="center"/>
       </w:pPr>
       <w:r>
@@ -28,23 +28,36 @@
           <w:rFonts w:ascii="맑은 고딕" w:hAnsi="맑은 고딕"/>
           <w:b w:val="0"/>
           <w:color w:val="777777"/>
-          <w:sz w:val="22"/>
+          <w:sz w:val="21"/>
           <w:rFonts w:eastAsia="맑은 고딕"/>
         </w:rPr>
-        <w:t>KOREATECH 제조AI 교육과정 v1.6.15 | 교수자 배포용</w:t>
+        <w:t>KOREATECH 제조AI v1.6.15 | 교수자 배포용</w:t>
       </w:r>
     </w:p>
-    <w:p/>
     <w:p>
       <w:pPr>
-        <w:spacing w:before="240" w:after="80"/>
+        <w:spacing w:after="80"/>
+      </w:pPr>
+      <w:r>
+        <w:rPr>
+          <w:rFonts w:ascii="맑은 고딕" w:hAnsi="맑은 고딕"/>
+          <w:b w:val="0"/>
+          <w:sz w:val="21"/>
+          <w:rFonts w:eastAsia="맑은 고딕"/>
+        </w:rPr>
+        <w:t>※ LangChain + LangSmith 환경에서 실행합니다.</w:t>
+      </w:r>
+    </w:p>
+    <w:p>
+      <w:pPr>
+        <w:spacing w:before="280" w:after="80"/>
       </w:pPr>
       <w:r>
         <w:rPr>
           <w:rFonts w:ascii="맑은 고딕" w:hAnsi="맑은 고딕"/>
           <w:b/>
           <w:color w:val="1A73E8"/>
-          <w:sz w:val="32"/>
+          <w:sz w:val="34"/>
           <w:rFonts w:eastAsia="맑은 고딕"/>
         </w:rPr>
         <w:t>📒 노트북 01 — ReAct 기초</w:t>
@@ -62,18 +75,18 @@
           <w:sz w:val="16"/>
           <w:rFonts w:eastAsia="맑은 고딕"/>
         </w:rPr>
-        <w:t>────────────────────────────────────────────────────────────</w:t>
+        <w:t>──────────────────────────────────────────────────────────</w:t>
       </w:r>
     </w:p>
     <w:p>
       <w:pPr>
-        <w:spacing w:before="240" w:after="80"/>
+        <w:spacing w:before="200" w:after="60"/>
       </w:pPr>
       <w:r>
         <w:rPr>
           <w:rFonts w:ascii="맑은 고딕" w:hAnsi="맑은 고딕"/>
           <w:b/>
-          <w:color w:val="34A853"/>
+          <w:color w:val="0D652D"/>
           <w:sz w:val="26"/>
           <w:rFonts w:eastAsia="맑은 고딕"/>
         </w:rPr>
@@ -82,29 +95,14 @@
     </w:p>
     <w:p>
       <w:pPr>
-        <w:spacing w:before="120" w:after="40"/>
-      </w:pPr>
-      <w:r>
-        <w:rPr>
-          <w:rFonts w:ascii="맑은 고딕" w:hAnsi="맑은 고딕"/>
-          <w:b/>
-          <w:color w:val="1976D2"/>
-          <w:sz w:val="22"/>
-          <w:rFonts w:eastAsia="맑은 고딕"/>
-        </w:rPr>
-        <w:t>▶ 모범 코드</w:t>
-      </w:r>
-    </w:p>
-    <w:p>
-      <w:pPr>
-        <w:spacing w:before="40" w:after="120"/>
-        <w:ind w:left="283"/>
-        <w:shd w:val="clear" w:color="auto" w:fill="F3F4F6"/>
+        <w:spacing w:before="40" w:after="80"/>
+        <w:ind w:left="227"/>
+        <w:shd w:val="clear" w:color="auto" w:fill="F1F3F4"/>
       </w:pPr>
       <w:r>
         <w:rPr>
           <w:rFonts w:ascii="Courier New" w:hAnsi="Courier New"/>
-          <w:sz w:val="19"/>
+          <w:sz w:val="18"/>
         </w:rPr>
         <w:t>question = '공정 B의 현재 이상 상태를 알려줘'</w:t>
         <w:br/>
@@ -115,32 +113,17 @@
     </w:p>
     <w:p>
       <w:pPr>
-        <w:spacing w:before="120" w:after="40"/>
-      </w:pPr>
-      <w:r>
-        <w:rPr>
-          <w:rFonts w:ascii="맑은 고딕" w:hAnsi="맑은 고딕"/>
-          <w:b/>
-          <w:color w:val="0D652D"/>
-          <w:sz w:val="22"/>
-          <w:rFonts w:eastAsia="맑은 고딕"/>
-        </w:rPr>
-        <w:t>▶ 예상 출력</w:t>
-      </w:r>
-    </w:p>
-    <w:p>
-      <w:pPr>
-        <w:spacing w:before="40" w:after="160"/>
-        <w:ind w:left="283"/>
-        <w:shd w:val="clear" w:color="auto" w:fill="EBF3FF"/>
+        <w:spacing w:before="0" w:after="120"/>
+        <w:ind w:left="227"/>
+        <w:shd w:val="clear" w:color="auto" w:fill="1E1E2E"/>
       </w:pPr>
       <w:r>
         <w:rPr>
           <w:rFonts w:ascii="Courier New" w:hAnsi="Courier New"/>
-          <w:color w:val="004499"/>
-          <w:sz w:val="19"/>
+          <w:color w:val="A8FFA8"/>
+          <w:sz w:val="18"/>
         </w:rPr>
-        <w:t>▶ 출력 결과:</w:t>
+        <w:t>&gt; Entering new AgentExecutor chain...</w:t>
         <w:br/>
         <w:t>Thought: 공정 B의 이상 상태를 확인하기 위해 query_quality_data를 호출해야겠다.</w:t>
         <w:br/>
@@ -150,14 +133,16 @@
         <w:br/>
         <w:t>Observation: {"process": "B", "status": "WARNING", "vibration": 2.3, "temperature": 78}</w:t>
         <w:br/>
-        <w:t>Thought: 공정 B는 진동 2.3g, 온도 78°C로 WARNING 상태이다.</w:t>
+        <w:t>Thought: 공정 B는 WARNING 상태다. 최종 답변을 제공해야겠다.</w:t>
         <w:br/>
-        <w:t>Final Answer: 공정 B는 현재 WARNING 상태입니다. 진동 2.3g, 온도 78°C가 측정되었습니다.</w:t>
+        <w:t>Final Answer: 공정 B는 현재 WARNING 상태입니다. 진동 2.3g, 온도 78°C가 측정되었으며 주의가 필요합니다.</w:t>
+        <w:br/>
+        <w:t>&gt; Finished chain.</w:t>
       </w:r>
     </w:p>
     <w:p>
       <w:pPr>
-        <w:spacing w:before="0" w:after="200"/>
+        <w:spacing w:after="200"/>
         <w:ind w:left="170"/>
       </w:pPr>
       <w:r>
@@ -178,19 +163,18 @@
           <w:sz w:val="20"/>
           <w:rFonts w:eastAsia="맑은 고딕"/>
         </w:rPr>
-        <w:t>질문만 바꾸면 Agent가 자동으로 Thought→Action→Observation 루프를 실행합니다. 질문의 의도에 따라 어떤 Tool을 선택하는지 관찰하는 것이 핵심입니다.</w:t>
+        <w:t>질문만 바꾸면 Agent가 자동으로 Thought→Action→Observation 루프를 실행합니다. 어떤 Tool을 선택하는지 관찰하는 것이 핵심입니다.</w:t>
       </w:r>
     </w:p>
-    <w:p/>
     <w:p>
       <w:pPr>
-        <w:spacing w:before="240" w:after="80"/>
+        <w:spacing w:before="200" w:after="60"/>
       </w:pPr>
       <w:r>
         <w:rPr>
           <w:rFonts w:ascii="맑은 고딕" w:hAnsi="맑은 고딕"/>
           <w:b/>
-          <w:color w:val="34A853"/>
+          <w:color w:val="0D652D"/>
           <w:sz w:val="26"/>
           <w:rFonts w:eastAsia="맑은 고딕"/>
         </w:rPr>
@@ -199,90 +183,48 @@
     </w:p>
     <w:p>
       <w:pPr>
-        <w:spacing w:before="120" w:after="40"/>
-      </w:pPr>
-      <w:r>
-        <w:rPr>
-          <w:rFonts w:ascii="맑은 고딕" w:hAnsi="맑은 고딕"/>
-          <w:b/>
-          <w:color w:val="1976D2"/>
-          <w:sz w:val="22"/>
-          <w:rFonts w:eastAsia="맑은 고딕"/>
-        </w:rPr>
-        <w:t>▶ 모범 코드</w:t>
-      </w:r>
-    </w:p>
-    <w:p>
-      <w:pPr>
-        <w:spacing w:before="40" w:after="120"/>
-        <w:ind w:left="283"/>
-        <w:shd w:val="clear" w:color="auto" w:fill="F3F4F6"/>
+        <w:spacing w:before="40" w:after="80"/>
+        <w:ind w:left="227"/>
+        <w:shd w:val="clear" w:color="auto" w:fill="F1F3F4"/>
       </w:pPr>
       <w:r>
         <w:rPr>
           <w:rFonts w:ascii="Courier New" w:hAnsi="Courier New"/>
-          <w:sz w:val="19"/>
+          <w:sz w:val="18"/>
         </w:rPr>
-        <w:t># Agent 출력 로그에서 Thought/Action/Observation 횟수 카운트</w:t>
-        <w:br/>
-        <w:t>log_text = result_log  # agent.run()의 verbose 출력</w:t>
+        <w:t># 출력 로그에서 카운트</w:t>
         <w:br/>
         <w:t>thoughts = log_text.count('Thought:')</w:t>
         <w:br/>
         <w:t>actions = log_text.count('Action:')</w:t>
         <w:br/>
-        <w:t>obs = log_text.count('Observation:')</w:t>
+        <w:t>print(f'Thought: {thoughts}회, Action: {actions}회')</w:t>
         <w:br/>
-        <w:t>print(f'Thought: {thoughts}회')</w:t>
-        <w:br/>
-        <w:t>print(f'Action:  {actions}회')</w:t>
-        <w:br/>
-        <w:t>print(f'Observation: {obs}회')</w:t>
-        <w:br/>
-        <w:t>print(f'→ T-A-O 사이클 {min(actions, obs)}회 반복')</w:t>
+        <w:t>print(f'→ T-A-O 사이클 {actions}회 반복')</w:t>
       </w:r>
     </w:p>
     <w:p>
       <w:pPr>
-        <w:spacing w:before="120" w:after="40"/>
+        <w:spacing w:before="0" w:after="120"/>
+        <w:ind w:left="227"/>
+        <w:shd w:val="clear" w:color="auto" w:fill="1E1E2E"/>
       </w:pPr>
       <w:r>
         <w:rPr>
-          <w:rFonts w:ascii="맑은 고딕" w:hAnsi="맑은 고딕"/>
-          <w:b/>
-          <w:color w:val="0D652D"/>
-          <w:sz w:val="22"/>
-          <w:rFonts w:eastAsia="맑은 고딕"/>
+          <w:rFonts w:ascii="Courier New" w:hAnsi="Courier New"/>
+          <w:color w:val="A8FFA8"/>
+          <w:sz w:val="18"/>
         </w:rPr>
-        <w:t>▶ 예상 출력</w:t>
+        <w:t>Thought: 2회, Action: 2회</w:t>
+        <w:br/>
+        <w:t>→ T-A-O 사이클 2회 반복</w:t>
+        <w:br/>
+        <w:t>(단순 질문=1회, 복합 질문=2~4회)</w:t>
       </w:r>
     </w:p>
     <w:p>
       <w:pPr>
-        <w:spacing w:before="40" w:after="160"/>
-        <w:ind w:left="283"/>
-        <w:shd w:val="clear" w:color="auto" w:fill="EBF3FF"/>
-      </w:pPr>
-      <w:r>
-        <w:rPr>
-          <w:rFonts w:ascii="Courier New" w:hAnsi="Courier New"/>
-          <w:color w:val="004499"/>
-          <w:sz w:val="19"/>
-        </w:rPr>
-        <w:t>▶ 출력 결과:</w:t>
-        <w:br/>
-        <w:t>Thought: 2회</w:t>
-        <w:br/>
-        <w:t>Action:  2회</w:t>
-        <w:br/>
-        <w:t>Observation: 2회</w:t>
-        <w:br/>
-        <w:t>→ T-A-O 사이클 2회 반복</w:t>
-      </w:r>
-    </w:p>
-    <w:p>
-      <w:pPr>
-        <w:spacing w:before="0" w:after="200"/>
+        <w:spacing w:after="200"/>
         <w:ind w:left="170"/>
       </w:pPr>
       <w:r>
@@ -303,20 +245,19 @@
           <w:sz w:val="20"/>
           <w:rFonts w:eastAsia="맑은 고딕"/>
         </w:rPr>
-        <w:t>단순 질문은 1회, 복잡한 질문은 여러 번 Tool을 호출합니다. 사이클 횟수는 질문의 복잡도를 나타내며, LangChain Agent는 기본 최대 10회까지 반복합니다.</w:t>
+        <w:t>사이클 횟수는 질문의 복잡도를 나타냅니다. 여러 Tool을 순차 호출해야 하는 복합 질문은 사이클이 더 많이 반복됩니다.</w:t>
       </w:r>
     </w:p>
-    <w:p/>
     <w:p>
       <w:pPr>
-        <w:spacing w:before="240" w:after="80"/>
+        <w:spacing w:before="280" w:after="80"/>
       </w:pPr>
       <w:r>
         <w:rPr>
           <w:rFonts w:ascii="맑은 고딕" w:hAnsi="맑은 고딕"/>
           <w:b/>
           <w:color w:val="1A73E8"/>
-          <w:sz w:val="32"/>
+          <w:sz w:val="34"/>
           <w:rFonts w:eastAsia="맑은 고딕"/>
         </w:rPr>
         <w:t>📒 노트북 02 — 제조 Tool 설계</w:t>
@@ -334,18 +275,18 @@
           <w:sz w:val="16"/>
           <w:rFonts w:eastAsia="맑은 고딕"/>
         </w:rPr>
-        <w:t>────────────────────────────────────────────────────────────</w:t>
+        <w:t>──────────────────────────────────────────────────────────</w:t>
       </w:r>
     </w:p>
     <w:p>
       <w:pPr>
-        <w:spacing w:before="240" w:after="80"/>
+        <w:spacing w:before="200" w:after="60"/>
       </w:pPr>
       <w:r>
         <w:rPr>
           <w:rFonts w:ascii="맑은 고딕" w:hAnsi="맑은 고딕"/>
           <w:b/>
-          <w:color w:val="34A853"/>
+          <w:color w:val="0D652D"/>
           <w:sz w:val="26"/>
           <w:rFonts w:eastAsia="맑은 고딕"/>
         </w:rPr>
@@ -354,32 +295,15 @@
     </w:p>
     <w:p>
       <w:pPr>
-        <w:spacing w:before="120" w:after="40"/>
-      </w:pPr>
-      <w:r>
-        <w:rPr>
-          <w:rFonts w:ascii="맑은 고딕" w:hAnsi="맑은 고딕"/>
-          <w:b/>
-          <w:color w:val="1976D2"/>
-          <w:sz w:val="22"/>
-          <w:rFonts w:eastAsia="맑은 고딕"/>
-        </w:rPr>
-        <w:t>▶ 모범 코드</w:t>
-      </w:r>
-    </w:p>
-    <w:p>
-      <w:pPr>
-        <w:spacing w:before="40" w:after="120"/>
-        <w:ind w:left="283"/>
-        <w:shd w:val="clear" w:color="auto" w:fill="F3F4F6"/>
+        <w:spacing w:before="40" w:after="80"/>
+        <w:ind w:left="227"/>
+        <w:shd w:val="clear" w:color="auto" w:fill="F1F3F4"/>
       </w:pPr>
       <w:r>
         <w:rPr>
           <w:rFonts w:ascii="Courier New" w:hAnsi="Courier New"/>
-          <w:sz w:val="19"/>
+          <w:sz w:val="18"/>
         </w:rPr>
-        <w:t># Agent 없이 Tool 함수를 직접 호출</w:t>
-        <w:br/>
         <w:t>result = query_quality_data('공정 A')</w:t>
         <w:br/>
         <w:t>print(type(result))</w:t>
@@ -389,41 +313,28 @@
     </w:p>
     <w:p>
       <w:pPr>
-        <w:spacing w:before="120" w:after="40"/>
+        <w:spacing w:before="0" w:after="120"/>
+        <w:ind w:left="227"/>
+        <w:shd w:val="clear" w:color="auto" w:fill="1E1E2E"/>
       </w:pPr>
       <w:r>
         <w:rPr>
-          <w:rFonts w:ascii="맑은 고딕" w:hAnsi="맑은 고딕"/>
-          <w:b/>
-          <w:color w:val="0D652D"/>
-          <w:sz w:val="22"/>
-          <w:rFonts w:eastAsia="맑은 고딕"/>
+          <w:rFonts w:ascii="Courier New" w:hAnsi="Courier New"/>
+          <w:color w:val="A8FFA8"/>
+          <w:sz w:val="18"/>
         </w:rPr>
-        <w:t>▶ 예상 출력</w:t>
+        <w:t>&lt;class 'dict'&gt;</w:t>
+        <w:br/>
+        <w:t>{'process': 'A', 'status': 'NORMAL', 'vibration': 0.8,</w:t>
+        <w:br/>
+        <w:t xml:space="preserve"> 'temperature': 65, 'defect_rate': 0.012, 'uptime': 0.987}</w:t>
+        <w:br/>
+        <w:t>→ Agent 없이도 동일한 결과 반환</w:t>
       </w:r>
     </w:p>
     <w:p>
       <w:pPr>
-        <w:spacing w:before="40" w:after="160"/>
-        <w:ind w:left="283"/>
-        <w:shd w:val="clear" w:color="auto" w:fill="EBF3FF"/>
-      </w:pPr>
-      <w:r>
-        <w:rPr>
-          <w:rFonts w:ascii="Courier New" w:hAnsi="Courier New"/>
-          <w:color w:val="004499"/>
-          <w:sz w:val="19"/>
-        </w:rPr>
-        <w:t>▶ 출력 결과:</w:t>
-        <w:br/>
-        <w:t>{'process': 'A', 'status': 'NORMAL', 'vibration': 0.8, 'temperature': 65, 'defect_rate': 0.012}</w:t>
-        <w:br/>
-        <w:t>→ dict 형태로 반환, Agent 없이도 동일한 결과</w:t>
-      </w:r>
-    </w:p>
-    <w:p>
-      <w:pPr>
-        <w:spacing w:before="0" w:after="200"/>
+        <w:spacing w:after="200"/>
         <w:ind w:left="170"/>
       </w:pPr>
       <w:r>
@@ -444,19 +355,18 @@
           <w:sz w:val="20"/>
           <w:rFonts w:eastAsia="맑은 고딕"/>
         </w:rPr>
-        <w:t>Tool 함수는 일반 Python 함수입니다. Agent 없이 직접 호출하면 Tool이 반환하는 원시 데이터를 확인할 수 있습니다. 디버깅 시 유용합니다.</w:t>
+        <w:t>Tool 함수는 일반 Python 함수입니다. Agent 없이 직접 호출하면 Tool이 반환하는 원시 데이터를 확인할 수 있어 디버깅에 유용합니다.</w:t>
       </w:r>
     </w:p>
-    <w:p/>
     <w:p>
       <w:pPr>
-        <w:spacing w:before="240" w:after="80"/>
+        <w:spacing w:before="200" w:after="60"/>
       </w:pPr>
       <w:r>
         <w:rPr>
           <w:rFonts w:ascii="맑은 고딕" w:hAnsi="맑은 고딕"/>
           <w:b/>
-          <w:color w:val="34A853"/>
+          <w:color w:val="0D652D"/>
           <w:sz w:val="26"/>
           <w:rFonts w:eastAsia="맑은 고딕"/>
         </w:rPr>
@@ -465,29 +375,14 @@
     </w:p>
     <w:p>
       <w:pPr>
-        <w:spacing w:before="120" w:after="40"/>
-      </w:pPr>
-      <w:r>
-        <w:rPr>
-          <w:rFonts w:ascii="맑은 고딕" w:hAnsi="맑은 고딕"/>
-          <w:b/>
-          <w:color w:val="1976D2"/>
-          <w:sz w:val="22"/>
-          <w:rFonts w:eastAsia="맑은 고딕"/>
-        </w:rPr>
-        <w:t>▶ 모범 코드</w:t>
-      </w:r>
-    </w:p>
-    <w:p>
-      <w:pPr>
-        <w:spacing w:before="40" w:after="120"/>
-        <w:ind w:left="283"/>
-        <w:shd w:val="clear" w:color="auto" w:fill="F3F4F6"/>
+        <w:spacing w:before="40" w:after="80"/>
+        <w:ind w:left="227"/>
+        <w:shd w:val="clear" w:color="auto" w:fill="F1F3F4"/>
       </w:pPr>
       <w:r>
         <w:rPr>
           <w:rFonts w:ascii="Courier New" w:hAnsi="Courier New"/>
-          <w:sz w:val="19"/>
+          <w:sz w:val="18"/>
         </w:rPr>
         <w:t>dashboard = get_manufacturing_dashboard()</w:t>
         <w:br/>
@@ -498,43 +393,26 @@
     </w:p>
     <w:p>
       <w:pPr>
-        <w:spacing w:before="120" w:after="40"/>
+        <w:spacing w:before="0" w:after="120"/>
+        <w:ind w:left="227"/>
+        <w:shd w:val="clear" w:color="auto" w:fill="1E1E2E"/>
       </w:pPr>
       <w:r>
         <w:rPr>
-          <w:rFonts w:ascii="맑은 고딕" w:hAnsi="맑은 고딕"/>
-          <w:b/>
-          <w:color w:val="0D652D"/>
-          <w:sz w:val="22"/>
-          <w:rFonts w:eastAsia="맑은 고딕"/>
+          <w:rFonts w:ascii="Courier New" w:hAnsi="Courier New"/>
+          <w:color w:val="A8FFA8"/>
+          <w:sz w:val="18"/>
         </w:rPr>
-        <w:t>▶ 예상 출력</w:t>
+        <w:t>overall_risk_score: 0.34</w:t>
+        <w:br/>
+        <w:t>overall_risk_level: LOW</w:t>
+        <w:br/>
+        <w:t>공정 A: NORMAL(0.12), 공정 B: WARNING(0.56), 공정 C: NORMAL(0.21)</w:t>
       </w:r>
     </w:p>
     <w:p>
       <w:pPr>
-        <w:spacing w:before="40" w:after="160"/>
-        <w:ind w:left="283"/>
-        <w:shd w:val="clear" w:color="auto" w:fill="EBF3FF"/>
-      </w:pPr>
-      <w:r>
-        <w:rPr>
-          <w:rFonts w:ascii="Courier New" w:hAnsi="Courier New"/>
-          <w:color w:val="004499"/>
-          <w:sz w:val="19"/>
-        </w:rPr>
-        <w:t>▶ 출력 결과:</w:t>
-        <w:br/>
-        <w:t>overall_risk_score: 0.34</w:t>
-        <w:br/>
-        <w:t>overall_risk_level: LOW</w:t>
-        <w:br/>
-        <w:t>(공정 상태에 따라 MEDIUM/HIGH로 달라질 수 있음)</w:t>
-      </w:r>
-    </w:p>
-    <w:p>
-      <w:pPr>
-        <w:spacing w:before="0" w:after="200"/>
+        <w:spacing w:after="200"/>
         <w:ind w:left="170"/>
       </w:pPr>
       <w:r>
@@ -555,542 +433,9 @@
           <w:sz w:val="20"/>
           <w:rFonts w:eastAsia="맑은 고딕"/>
         </w:rPr>
-        <w:t>`get_manufacturing_dashboard()`는 전체 공정의 위험도를 집계합니다. risk_score는 0~1 범위이며, 0.34 = LOW, 0.5~0.7 = MEDIUM, 0.7 이상 = HIGH 수준입니다.</w:t>
+        <w:t>overall_risk_score는 전체 공정의 위험도를 0~1로 집계합니다. 0.3↓=LOW / 0.3~0.7=MEDIUM / 0.7↑=HIGH 기준으로 현장 상황을 한 눈에 파악할 수 있습니다.</w:t>
       </w:r>
     </w:p>
-    <w:p/>
-    <w:p>
-      <w:pPr>
-        <w:spacing w:before="240" w:after="80"/>
-      </w:pPr>
-      <w:r>
-        <w:rPr>
-          <w:rFonts w:ascii="맑은 고딕" w:hAnsi="맑은 고딕"/>
-          <w:b/>
-          <w:color w:val="1A73E8"/>
-          <w:sz w:val="32"/>
-          <w:rFonts w:eastAsia="맑은 고딕"/>
-        </w:rPr>
-        <w:t>📒 노트북 03 — 통합 Agent 데모</w:t>
-      </w:r>
-    </w:p>
-    <w:p>
-      <w:pPr>
-        <w:spacing w:before="80" w:after="80"/>
-      </w:pPr>
-      <w:r>
-        <w:rPr>
-          <w:rFonts w:ascii="맑은 고딕" w:hAnsi="맑은 고딕"/>
-          <w:b w:val="0"/>
-          <w:color w:val="CCCCCC"/>
-          <w:sz w:val="16"/>
-          <w:rFonts w:eastAsia="맑은 고딕"/>
-        </w:rPr>
-        <w:t>────────────────────────────────────────────────────────────</w:t>
-      </w:r>
-    </w:p>
-    <w:p>
-      <w:pPr>
-        <w:spacing w:before="240" w:after="80"/>
-      </w:pPr>
-      <w:r>
-        <w:rPr>
-          <w:rFonts w:ascii="맑은 고딕" w:hAnsi="맑은 고딕"/>
-          <w:b/>
-          <w:color w:val="34A853"/>
-          <w:sz w:val="26"/>
-          <w:rFonts w:eastAsia="맑은 고딕"/>
-        </w:rPr>
-        <w:t>과제 A (필수) — 호출된 Tool 이름 목록</w:t>
-      </w:r>
-    </w:p>
-    <w:p>
-      <w:pPr>
-        <w:spacing w:before="120" w:after="40"/>
-      </w:pPr>
-      <w:r>
-        <w:rPr>
-          <w:rFonts w:ascii="맑은 고딕" w:hAnsi="맑은 고딕"/>
-          <w:b/>
-          <w:color w:val="1976D2"/>
-          <w:sz w:val="22"/>
-          <w:rFonts w:eastAsia="맑은 고딕"/>
-        </w:rPr>
-        <w:t>▶ 모범 코드</w:t>
-      </w:r>
-    </w:p>
-    <w:p>
-      <w:pPr>
-        <w:spacing w:before="40" w:after="120"/>
-        <w:ind w:left="283"/>
-        <w:shd w:val="clear" w:color="auto" w:fill="F3F4F6"/>
-      </w:pPr>
-      <w:r>
-        <w:rPr>
-          <w:rFonts w:ascii="Courier New" w:hAnsi="Courier New"/>
-          <w:sz w:val="19"/>
-        </w:rPr>
-        <w:t># LangSmith 또는 verbose 로그에서 Tool 이름 추출</w:t>
-        <w:br/>
-        <w:t>for step in agent_executor.intermediate_steps:</w:t>
-        <w:br/>
-        <w:t xml:space="preserve">    action = step[0]</w:t>
-        <w:br/>
-        <w:t xml:space="preserve">    print(f'Tool: {action.tool}')</w:t>
-      </w:r>
-    </w:p>
-    <w:p>
-      <w:pPr>
-        <w:spacing w:before="120" w:after="40"/>
-      </w:pPr>
-      <w:r>
-        <w:rPr>
-          <w:rFonts w:ascii="맑은 고딕" w:hAnsi="맑은 고딕"/>
-          <w:b/>
-          <w:color w:val="0D652D"/>
-          <w:sz w:val="22"/>
-          <w:rFonts w:eastAsia="맑은 고딕"/>
-        </w:rPr>
-        <w:t>▶ 예상 출력</w:t>
-      </w:r>
-    </w:p>
-    <w:p>
-      <w:pPr>
-        <w:spacing w:before="40" w:after="160"/>
-        <w:ind w:left="283"/>
-        <w:shd w:val="clear" w:color="auto" w:fill="EBF3FF"/>
-      </w:pPr>
-      <w:r>
-        <w:rPr>
-          <w:rFonts w:ascii="Courier New" w:hAnsi="Courier New"/>
-          <w:color w:val="004499"/>
-          <w:sz w:val="19"/>
-        </w:rPr>
-        <w:t>▶ 출력 결과:</w:t>
-        <w:br/>
-        <w:t>Tool: query_quality_data</w:t>
-        <w:br/>
-        <w:t>Tool: get_manufacturing_dashboard</w:t>
-        <w:br/>
-        <w:t>Tool: send_anomaly_alert</w:t>
-        <w:br/>
-        <w:t>→ 총 3개 Tool 호출</w:t>
-      </w:r>
-    </w:p>
-    <w:p>
-      <w:pPr>
-        <w:spacing w:before="0" w:after="200"/>
-        <w:ind w:left="170"/>
-      </w:pPr>
-      <w:r>
-        <w:rPr>
-          <w:rFonts w:ascii="맑은 고딕" w:hAnsi="맑은 고딕"/>
-          <w:b/>
-          <w:color w:val="E67900"/>
-          <w:sz w:val="20"/>
-          <w:rFonts w:eastAsia="맑은 고딕"/>
-        </w:rPr>
-        <w:t xml:space="preserve">💡 해설: </w:t>
-      </w:r>
-      <w:r>
-        <w:rPr>
-          <w:rFonts w:ascii="맑은 고딕" w:hAnsi="맑은 고딕"/>
-          <w:b w:val="0"/>
-          <w:color w:val="444444"/>
-          <w:sz w:val="20"/>
-          <w:rFonts w:eastAsia="맑은 고딕"/>
-        </w:rPr>
-        <w:t>`agent_executor.intermediate_steps`에 각 스텝의 Action과 Observation이 기록됩니다. 어떤 Tool이 어떤 순서로 호출됐는지 확인하면 Agent의 추론 과정을 이해할 수 있습니다.</w:t>
-      </w:r>
-    </w:p>
-    <w:p/>
-    <w:p>
-      <w:pPr>
-        <w:spacing w:before="240" w:after="80"/>
-      </w:pPr>
-      <w:r>
-        <w:rPr>
-          <w:rFonts w:ascii="맑은 고딕" w:hAnsi="맑은 고딕"/>
-          <w:b/>
-          <w:color w:val="34A853"/>
-          <w:sz w:val="26"/>
-          <w:rFonts w:eastAsia="맑은 고딕"/>
-        </w:rPr>
-        <w:t>과제 B (필수) — 이상 감지 질문으로 바꿔 실행</w:t>
-      </w:r>
-    </w:p>
-    <w:p>
-      <w:pPr>
-        <w:spacing w:before="120" w:after="40"/>
-      </w:pPr>
-      <w:r>
-        <w:rPr>
-          <w:rFonts w:ascii="맑은 고딕" w:hAnsi="맑은 고딕"/>
-          <w:b/>
-          <w:color w:val="1976D2"/>
-          <w:sz w:val="22"/>
-          <w:rFonts w:eastAsia="맑은 고딕"/>
-        </w:rPr>
-        <w:t>▶ 모범 코드</w:t>
-      </w:r>
-    </w:p>
-    <w:p>
-      <w:pPr>
-        <w:spacing w:before="40" w:after="120"/>
-        <w:ind w:left="283"/>
-        <w:shd w:val="clear" w:color="auto" w:fill="F3F4F6"/>
-      </w:pPr>
-      <w:r>
-        <w:rPr>
-          <w:rFonts w:ascii="Courier New" w:hAnsi="Courier New"/>
-          <w:sz w:val="19"/>
-        </w:rPr>
-        <w:t>question = '공정 A에서 이상이 감지됐다. 원인과 조치를 알려줘'</w:t>
-        <w:br/>
-        <w:t>result = agent_executor.run(question)</w:t>
-        <w:br/>
-        <w:t>print(result)</w:t>
-      </w:r>
-    </w:p>
-    <w:p>
-      <w:pPr>
-        <w:spacing w:before="120" w:after="40"/>
-      </w:pPr>
-      <w:r>
-        <w:rPr>
-          <w:rFonts w:ascii="맑은 고딕" w:hAnsi="맑은 고딕"/>
-          <w:b/>
-          <w:color w:val="0D652D"/>
-          <w:sz w:val="22"/>
-          <w:rFonts w:eastAsia="맑은 고딕"/>
-        </w:rPr>
-        <w:t>▶ 예상 출력</w:t>
-      </w:r>
-    </w:p>
-    <w:p>
-      <w:pPr>
-        <w:spacing w:before="40" w:after="160"/>
-        <w:ind w:left="283"/>
-        <w:shd w:val="clear" w:color="auto" w:fill="EBF3FF"/>
-      </w:pPr>
-      <w:r>
-        <w:rPr>
-          <w:rFonts w:ascii="Courier New" w:hAnsi="Courier New"/>
-          <w:color w:val="004499"/>
-          <w:sz w:val="19"/>
-        </w:rPr>
-        <w:t>▶ 출력 결과:</w:t>
-        <w:br/>
-        <w:t>공정 A 이상 감지 분석 결과:</w:t>
-        <w:br/>
-        <w:br/>
-        <w:t>【원인 추정】</w:t>
-        <w:br/>
-        <w:t>- 진동 수치 2.8g (정상 기준 1.5g 초과)</w:t>
-        <w:br/>
-        <w:t>- 온도 82°C (정상 기준 75°C 초과)</w:t>
-        <w:br/>
-        <w:t>→ 베어링 마모 또는 윤활 부족 가능성</w:t>
-        <w:br/>
-        <w:br/>
-        <w:t>【권장 조치】</w:t>
-        <w:br/>
-        <w:t>1. 즉시 운전 속도 20% 감속</w:t>
-        <w:br/>
-        <w:t>2. 베어링 육안 점검</w:t>
-        <w:br/>
-        <w:t>3. 윤활유 상태 확인 및 보충</w:t>
-        <w:br/>
-        <w:t>4. 이상 지속 시 운전 중지 후 정비팀 연락</w:t>
-      </w:r>
-    </w:p>
-    <w:p>
-      <w:pPr>
-        <w:spacing w:before="0" w:after="200"/>
-        <w:ind w:left="170"/>
-      </w:pPr>
-      <w:r>
-        <w:rPr>
-          <w:rFonts w:ascii="맑은 고딕" w:hAnsi="맑은 고딕"/>
-          <w:b/>
-          <w:color w:val="E67900"/>
-          <w:sz w:val="20"/>
-          <w:rFonts w:eastAsia="맑은 고딕"/>
-        </w:rPr>
-        <w:t xml:space="preserve">💡 해설: </w:t>
-      </w:r>
-      <w:r>
-        <w:rPr>
-          <w:rFonts w:ascii="맑은 고딕" w:hAnsi="맑은 고딕"/>
-          <w:b w:val="0"/>
-          <w:color w:val="444444"/>
-          <w:sz w:val="20"/>
-          <w:rFonts w:eastAsia="맑은 고딕"/>
-        </w:rPr>
-        <w:t>이상 감지 질문에 대해 Agent는 여러 Tool을 순차 호출하여 종합적인 분석을 제공합니다. 원인 추정과 조치 방안을 함께 제시하는 것이 실무적으로 유용합니다.</w:t>
-      </w:r>
-    </w:p>
-    <w:p/>
-    <w:p>
-      <w:pPr>
-        <w:spacing w:before="240" w:after="80"/>
-      </w:pPr>
-      <w:r>
-        <w:rPr>
-          <w:rFonts w:ascii="맑은 고딕" w:hAnsi="맑은 고딕"/>
-          <w:b/>
-          <w:color w:val="1A73E8"/>
-          <w:sz w:val="32"/>
-          <w:rFonts w:eastAsia="맑은 고딕"/>
-        </w:rPr>
-        <w:t>📒 노트북 04 — 분석 리포트</w:t>
-      </w:r>
-    </w:p>
-    <w:p>
-      <w:pPr>
-        <w:spacing w:before="80" w:after="80"/>
-      </w:pPr>
-      <w:r>
-        <w:rPr>
-          <w:rFonts w:ascii="맑은 고딕" w:hAnsi="맑은 고딕"/>
-          <w:b w:val="0"/>
-          <w:color w:val="CCCCCC"/>
-          <w:sz w:val="16"/>
-          <w:rFonts w:eastAsia="맑은 고딕"/>
-        </w:rPr>
-        <w:t>────────────────────────────────────────────────────────────</w:t>
-      </w:r>
-    </w:p>
-    <w:p>
-      <w:pPr>
-        <w:spacing w:before="240" w:after="80"/>
-      </w:pPr>
-      <w:r>
-        <w:rPr>
-          <w:rFonts w:ascii="맑은 고딕" w:hAnsi="맑은 고딕"/>
-          <w:b/>
-          <w:color w:val="34A853"/>
-          <w:sz w:val="26"/>
-          <w:rFonts w:eastAsia="맑은 고딕"/>
-        </w:rPr>
-        <w:t>과제 A (필수) — 맞는 내용 vs 틀린 내용</w:t>
-      </w:r>
-    </w:p>
-    <w:p>
-      <w:pPr>
-        <w:spacing w:before="120" w:after="40"/>
-      </w:pPr>
-      <w:r>
-        <w:rPr>
-          <w:rFonts w:ascii="맑은 고딕" w:hAnsi="맑은 고딕"/>
-          <w:b/>
-          <w:color w:val="1976D2"/>
-          <w:sz w:val="22"/>
-          <w:rFonts w:eastAsia="맑은 고딕"/>
-        </w:rPr>
-        <w:t>▶ 모범 코드</w:t>
-      </w:r>
-    </w:p>
-    <w:p>
-      <w:pPr>
-        <w:spacing w:before="40" w:after="120"/>
-        <w:ind w:left="283"/>
-        <w:shd w:val="clear" w:color="auto" w:fill="F3F4F6"/>
-      </w:pPr>
-      <w:r>
-        <w:rPr>
-          <w:rFonts w:ascii="Courier New" w:hAnsi="Courier New"/>
-          <w:sz w:val="19"/>
-        </w:rPr>
-        <w:t># 리포트 내용 검토 후 수동으로 작성</w:t>
-        <w:br/>
-        <w:t>print('맞는 내용: 공정 A 진동 수치 1.2g → 실제 데이터 확인 시 일치')</w:t>
-        <w:br/>
-        <w:t>print('틀린 내용: 공정 B 정상 판정 → 실제로는 WARNING 상태였음')</w:t>
-      </w:r>
-    </w:p>
-    <w:p>
-      <w:pPr>
-        <w:spacing w:before="120" w:after="40"/>
-      </w:pPr>
-      <w:r>
-        <w:rPr>
-          <w:rFonts w:ascii="맑은 고딕" w:hAnsi="맑은 고딕"/>
-          <w:b/>
-          <w:color w:val="0D652D"/>
-          <w:sz w:val="22"/>
-          <w:rFonts w:eastAsia="맑은 고딕"/>
-        </w:rPr>
-        <w:t>▶ 예상 출력</w:t>
-      </w:r>
-    </w:p>
-    <w:p>
-      <w:pPr>
-        <w:spacing w:before="40" w:after="160"/>
-        <w:ind w:left="283"/>
-        <w:shd w:val="clear" w:color="auto" w:fill="EBF3FF"/>
-      </w:pPr>
-      <w:r>
-        <w:rPr>
-          <w:rFonts w:ascii="Courier New" w:hAnsi="Courier New"/>
-          <w:color w:val="004499"/>
-          <w:sz w:val="19"/>
-        </w:rPr>
-        <w:t>▶ 출력 결과:</w:t>
-        <w:br/>
-        <w:t>맞는 내용: 공정 A 진동 수치 1.2g → 실제 데이터 확인 시 일치</w:t>
-        <w:br/>
-        <w:t>틀린 내용: 공정 B 정상 판정 → 실제로는 WARNING 상태였음</w:t>
-      </w:r>
-    </w:p>
-    <w:p>
-      <w:pPr>
-        <w:spacing w:before="0" w:after="200"/>
-        <w:ind w:left="170"/>
-      </w:pPr>
-      <w:r>
-        <w:rPr>
-          <w:rFonts w:ascii="맑은 고딕" w:hAnsi="맑은 고딕"/>
-          <w:b/>
-          <w:color w:val="E67900"/>
-          <w:sz w:val="20"/>
-          <w:rFonts w:eastAsia="맑은 고딕"/>
-        </w:rPr>
-        <w:t xml:space="preserve">💡 해설: </w:t>
-      </w:r>
-      <w:r>
-        <w:rPr>
-          <w:rFonts w:ascii="맑은 고딕" w:hAnsi="맑은 고딕"/>
-          <w:b w:val="0"/>
-          <w:color w:val="444444"/>
-          <w:sz w:val="20"/>
-          <w:rFonts w:eastAsia="맑은 고딕"/>
-        </w:rPr>
-        <w:t>AI 자동 생성 리포트는 할루시네이션(허구 정보 생성) 가능성이 있습니다. 중요한 의사결정에 사용하기 전에 반드시 실제 데이터와 교차 검증이 필요합니다.</w:t>
-      </w:r>
-    </w:p>
-    <w:p/>
-    <w:p>
-      <w:pPr>
-        <w:spacing w:before="240" w:after="80"/>
-      </w:pPr>
-      <w:r>
-        <w:rPr>
-          <w:rFonts w:ascii="맑은 고딕" w:hAnsi="맑은 고딕"/>
-          <w:b/>
-          <w:color w:val="34A853"/>
-          <w:sz w:val="26"/>
-          <w:rFonts w:eastAsia="맑은 고딕"/>
-        </w:rPr>
-        <w:t>과제 B (필수) — 분석 기간 7일 → 3일 변경</w:t>
-      </w:r>
-    </w:p>
-    <w:p>
-      <w:pPr>
-        <w:spacing w:before="120" w:after="40"/>
-      </w:pPr>
-      <w:r>
-        <w:rPr>
-          <w:rFonts w:ascii="맑은 고딕" w:hAnsi="맑은 고딕"/>
-          <w:b/>
-          <w:color w:val="1976D2"/>
-          <w:sz w:val="22"/>
-          <w:rFonts w:eastAsia="맑은 고딕"/>
-        </w:rPr>
-        <w:t>▶ 모범 코드</w:t>
-      </w:r>
-    </w:p>
-    <w:p>
-      <w:pPr>
-        <w:spacing w:before="40" w:after="120"/>
-        <w:ind w:left="283"/>
-        <w:shd w:val="clear" w:color="auto" w:fill="F3F4F6"/>
-      </w:pPr>
-      <w:r>
-        <w:rPr>
-          <w:rFonts w:ascii="Courier New" w:hAnsi="Courier New"/>
-          <w:sz w:val="19"/>
-        </w:rPr>
-        <w:t># period_days 파라미터 변경</w:t>
-        <w:br/>
-        <w:t>report = generate_analysis_report(</w:t>
-        <w:br/>
-        <w:t xml:space="preserve">    data=manufacturing_data,</w:t>
-        <w:br/>
-        <w:t xml:space="preserve">    period_days=3  # 7 → 3으로 변경</w:t>
-        <w:br/>
-        <w:t>)</w:t>
-        <w:br/>
-        <w:t>print(report['summary'])</w:t>
-      </w:r>
-    </w:p>
-    <w:p>
-      <w:pPr>
-        <w:spacing w:before="120" w:after="40"/>
-      </w:pPr>
-      <w:r>
-        <w:rPr>
-          <w:rFonts w:ascii="맑은 고딕" w:hAnsi="맑은 고딕"/>
-          <w:b/>
-          <w:color w:val="0D652D"/>
-          <w:sz w:val="22"/>
-          <w:rFonts w:eastAsia="맑은 고딕"/>
-        </w:rPr>
-        <w:t>▶ 예상 출력</w:t>
-      </w:r>
-    </w:p>
-    <w:p>
-      <w:pPr>
-        <w:spacing w:before="40" w:after="160"/>
-        <w:ind w:left="283"/>
-        <w:shd w:val="clear" w:color="auto" w:fill="EBF3FF"/>
-      </w:pPr>
-      <w:r>
-        <w:rPr>
-          <w:rFonts w:ascii="Courier New" w:hAnsi="Courier New"/>
-          <w:color w:val="004499"/>
-          <w:sz w:val="19"/>
-        </w:rPr>
-        <w:t>▶ 출력 결과:</w:t>
-        <w:br/>
-        <w:t>3일 분석 리포트:</w:t>
-        <w:br/>
-        <w:t>- 분석 기간: 2024-01-13 ~ 2024-01-15 (72시간)</w:t>
-        <w:br/>
-        <w:t>- 총 이벤트: 23건 (7일 기준 62건 대비 감소)</w:t>
-        <w:br/>
-        <w:t>- 주요 이상: 공정 B 진동 경고 3회</w:t>
-        <w:br/>
-        <w:t>→ 7일 리포트보다 이벤트 수 적고, 추세 파악 어려움</w:t>
-      </w:r>
-    </w:p>
-    <w:p>
-      <w:pPr>
-        <w:spacing w:before="0" w:after="200"/>
-        <w:ind w:left="170"/>
-      </w:pPr>
-      <w:r>
-        <w:rPr>
-          <w:rFonts w:ascii="맑은 고딕" w:hAnsi="맑은 고딕"/>
-          <w:b/>
-          <w:color w:val="E67900"/>
-          <w:sz w:val="20"/>
-          <w:rFonts w:eastAsia="맑은 고딕"/>
-        </w:rPr>
-        <w:t xml:space="preserve">💡 해설: </w:t>
-      </w:r>
-      <w:r>
-        <w:rPr>
-          <w:rFonts w:ascii="맑은 고딕" w:hAnsi="맑은 고딕"/>
-          <w:b w:val="0"/>
-          <w:color w:val="444444"/>
-          <w:sz w:val="20"/>
-          <w:rFonts w:eastAsia="맑은 고딕"/>
-        </w:rPr>
-        <w:t>분석 기간이 짧으면 통계적 신뢰성이 낮아집니다. 단기 이상과 장기 트렌드를 구분하려면 충분한 기간의 데이터가 필요합니다.</w:t>
-      </w:r>
-    </w:p>
-    <w:p/>
     <w:sectPr>
       <w:pgSz w:w="12240" w:h="15840"/>
       <w:pgMar w:top="1134" w:right="1417" w:bottom="1134" w:left="1417" w:header="720" w:footer="720" w:gutter="0"/>
